--- a/sample 1.docx
+++ b/sample 1.docx
@@ -12,13 +12,7 @@
         <w:rPr>
           <w:lang w:val="en-GB"/>
         </w:rPr>
-        <w:t>S</w:t>
-      </w:r>
-      <w:r>
-        <w:rPr>
-          <w:lang w:val="en-GB"/>
-        </w:rPr>
-        <w:t>ujal</w:t>
+        <w:t>SUJAL</w:t>
       </w:r>
     </w:p>
     <w:p>
@@ -204,6 +198,7 @@
   <w:style w:type="paragraph" w:default="1" w:styleId="Normal">
     <w:name w:val="Normal"/>
     <w:qFormat/>
+    <w:rsid w:val="00327B03"/>
   </w:style>
   <w:style w:type="character" w:default="1" w:styleId="DefaultParagraphFont">
     <w:name w:val="Default Paragraph Font"/>
